--- a/develop/tracking_Gradiant Ascent/Comentarios.docx
+++ b/develop/tracking_Gradiant Ascent/Comentarios.docx
@@ -210,12 +210,180 @@
           <w:lang w:val="es-PE"/>
         </w:rPr>
       </w:pPr>
+    </w:p>
+    <w:p>
+      <w:pPr>
+        <w:pStyle w:val="NoSpacing"/>
+        <w:rPr>
+          <w:rFonts w:ascii="Arial" w:hAnsi="Arial" w:cs="Arial"/>
+          <w:b/>
+          <w:bCs/>
+          <w:sz w:val="20"/>
+          <w:szCs w:val="20"/>
+          <w:lang w:val="es-PE"/>
+        </w:rPr>
+      </w:pPr>
       <w:r>
         <w:rPr>
           <w:rFonts w:ascii="Arial" w:hAnsi="Arial" w:cs="Arial"/>
-          <w:lang w:val="es-PE"/>
-        </w:rPr>
-        <w:lastRenderedPageBreak/>
+          <w:b/>
+          <w:bCs/>
+          <w:sz w:val="20"/>
+          <w:szCs w:val="20"/>
+          <w:lang w:val="es-PE"/>
+        </w:rPr>
+        <w:t>Trayectoria:</w:t>
+      </w:r>
+    </w:p>
+    <w:p>
+      <w:pPr>
+        <w:pStyle w:val="NoSpacing"/>
+        <w:rPr>
+          <w:rFonts w:ascii="Arial" w:hAnsi="Arial" w:cs="Arial"/>
+          <w:sz w:val="20"/>
+          <w:szCs w:val="20"/>
+          <w:lang w:val="es-PE"/>
+        </w:rPr>
+      </w:pPr>
+    </w:p>
+    <w:p>
+      <w:pPr>
+        <w:pStyle w:val="NoSpacing"/>
+        <w:jc w:val="center"/>
+        <w:rPr>
+          <w:rFonts w:ascii="Arial" w:hAnsi="Arial" w:cs="Arial"/>
+          <w:b/>
+          <w:bCs/>
+          <w:sz w:val="20"/>
+          <w:szCs w:val="20"/>
+          <w:lang w:val="es-PE"/>
+        </w:rPr>
+      </w:pPr>
+      <w:r>
+        <w:rPr>
+          <w:rFonts w:ascii="Arial" w:hAnsi="Arial" w:cs="Arial"/>
+          <w:b/>
+          <w:bCs/>
+          <w:sz w:val="20"/>
+          <w:szCs w:val="20"/>
+          <w:lang w:val="es-PE"/>
+        </w:rPr>
+        <w:drawing>
+          <wp:inline distT="0" distB="0" distL="0" distR="0" wp14:anchorId="6774CEF7" wp14:editId="0734C88E">
+            <wp:extent cx="3608949" cy="3395207"/>
+            <wp:effectExtent l="0" t="0" r="0" b="0"/>
+            <wp:docPr id="1090410054" name="Picture 1" descr="A graph with a red and blue line&#10;&#10;AI-generated content may be incorrect."/>
+            <wp:cNvGraphicFramePr>
+              <a:graphicFrameLocks xmlns:a="http://schemas.openxmlformats.org/drawingml/2006/main" noChangeAspect="1"/>
+            </wp:cNvGraphicFramePr>
+            <a:graphic xmlns:a="http://schemas.openxmlformats.org/drawingml/2006/main">
+              <a:graphicData uri="http://schemas.openxmlformats.org/drawingml/2006/picture">
+                <pic:pic xmlns:pic="http://schemas.openxmlformats.org/drawingml/2006/picture">
+                  <pic:nvPicPr>
+                    <pic:cNvPr id="1090410054" name="Picture 1" descr="A graph with a red and blue line&#10;&#10;AI-generated content may be incorrect."/>
+                    <pic:cNvPicPr/>
+                  </pic:nvPicPr>
+                  <pic:blipFill>
+                    <a:blip r:embed="rId4"/>
+                    <a:stretch>
+                      <a:fillRect/>
+                    </a:stretch>
+                  </pic:blipFill>
+                  <pic:spPr>
+                    <a:xfrm>
+                      <a:off x="0" y="0"/>
+                      <a:ext cx="3611986" cy="3398064"/>
+                    </a:xfrm>
+                    <a:prstGeom prst="rect">
+                      <a:avLst/>
+                    </a:prstGeom>
+                  </pic:spPr>
+                </pic:pic>
+              </a:graphicData>
+            </a:graphic>
+          </wp:inline>
+        </w:drawing>
+      </w:r>
+    </w:p>
+    <w:p>
+      <w:pPr>
+        <w:pStyle w:val="NoSpacing"/>
+        <w:rPr>
+          <w:rFonts w:ascii="Arial" w:hAnsi="Arial" w:cs="Arial"/>
+          <w:sz w:val="20"/>
+          <w:szCs w:val="20"/>
+          <w:lang w:val="es-PE"/>
+        </w:rPr>
+      </w:pPr>
+    </w:p>
+    <w:p>
+      <w:pPr>
+        <w:pStyle w:val="NoSpacing"/>
+        <w:rPr>
+          <w:rFonts w:ascii="Arial" w:hAnsi="Arial" w:cs="Arial"/>
+          <w:sz w:val="20"/>
+          <w:szCs w:val="20"/>
+          <w:lang w:val="es-PE"/>
+        </w:rPr>
+      </w:pPr>
+      <w:r>
+        <w:rPr>
+          <w:rFonts w:ascii="Arial" w:hAnsi="Arial" w:cs="Arial"/>
+          <w:sz w:val="20"/>
+          <w:szCs w:val="20"/>
+          <w:lang w:val="es-PE"/>
+        </w:rPr>
+        <w:t>Esta trayectoria depende del learning rate y además está considerando que en cada iteracion el tranmisor instantamente puede registrar dos orientaciones adicionales y usarlas para el computo, pero en la práctica el recpetor se va moviendo conforme se reorienta.</w:t>
+      </w:r>
+    </w:p>
+    <w:p>
+      <w:pPr>
+        <w:pStyle w:val="NoSpacing"/>
+        <w:rPr>
+          <w:rFonts w:ascii="Arial" w:hAnsi="Arial" w:cs="Arial"/>
+          <w:b/>
+          <w:bCs/>
+          <w:sz w:val="20"/>
+          <w:szCs w:val="20"/>
+          <w:lang w:val="es-PE"/>
+        </w:rPr>
+      </w:pPr>
+    </w:p>
+    <w:p>
+      <w:pPr>
+        <w:pStyle w:val="NoSpacing"/>
+        <w:rPr>
+          <w:rFonts w:ascii="Arial" w:hAnsi="Arial" w:cs="Arial"/>
+          <w:b/>
+          <w:bCs/>
+          <w:sz w:val="20"/>
+          <w:szCs w:val="20"/>
+          <w:lang w:val="es-PE"/>
+        </w:rPr>
+      </w:pPr>
+    </w:p>
+    <w:p>
+      <w:pPr>
+        <w:pStyle w:val="NoSpacing"/>
+        <w:rPr>
+          <w:rFonts w:ascii="Arial" w:hAnsi="Arial" w:cs="Arial"/>
+          <w:lang w:val="es-PE"/>
+        </w:rPr>
+      </w:pPr>
+    </w:p>
+    <w:p>
+      <w:pPr>
+        <w:pStyle w:val="NoSpacing"/>
+        <w:rPr>
+          <w:rFonts w:ascii="Arial" w:hAnsi="Arial" w:cs="Arial"/>
+          <w:lang w:val="es-PE"/>
+        </w:rPr>
+      </w:pPr>
+      <w:r>
+        <w:rPr>
+          <w:rFonts w:ascii="Arial" w:hAnsi="Arial" w:cs="Arial"/>
+          <w:lang w:val="es-PE"/>
+        </w:rPr>
         <w:drawing>
           <wp:inline distT="0" distB="0" distL="0" distR="0" wp14:anchorId="4C6E0C26" wp14:editId="6A11B0B8">
             <wp:extent cx="5877745" cy="7116168"/>
@@ -232,7 +400,7 @@
                     <pic:cNvPicPr/>
                   </pic:nvPicPr>
                   <pic:blipFill>
-                    <a:blip r:embed="rId4"/>
+                    <a:blip r:embed="rId5"/>
                     <a:stretch>
                       <a:fillRect/>
                     </a:stretch>
@@ -283,7 +451,7 @@
                     <pic:cNvPicPr/>
                   </pic:nvPicPr>
                   <pic:blipFill>
-                    <a:blip r:embed="rId5"/>
+                    <a:blip r:embed="rId6"/>
                     <a:stretch>
                       <a:fillRect/>
                     </a:stretch>
@@ -343,7 +511,7 @@
                     <pic:cNvPicPr/>
                   </pic:nvPicPr>
                   <pic:blipFill>
-                    <a:blip r:embed="rId6"/>
+                    <a:blip r:embed="rId7"/>
                     <a:stretch>
                       <a:fillRect/>
                     </a:stretch>
@@ -428,7 +596,7 @@
                     <pic:cNvPicPr/>
                   </pic:nvPicPr>
                   <pic:blipFill>
-                    <a:blip r:embed="rId7"/>
+                    <a:blip r:embed="rId8"/>
                     <a:stretch>
                       <a:fillRect/>
                     </a:stretch>
@@ -470,7 +638,7 @@
                     <pic:cNvPicPr/>
                   </pic:nvPicPr>
                   <pic:blipFill>
-                    <a:blip r:embed="rId8"/>
+                    <a:blip r:embed="rId9"/>
                     <a:stretch>
                       <a:fillRect/>
                     </a:stretch>
